--- a/az/discovery-articles/4.14 İnsulin.docx
+++ b/az/discovery-articles/4.14 İnsulin.docx
@@ -4,564 +4,374 @@
   <w:body>
     <w:p>
       <w:pPr>
-        <w:keepNext/>
-        <w:spacing w:before="280" w:after="120"/>
+        <w:pStyle w:val="Title"/>
+        <w:widowControl/>
       </w:pPr>
       <w:r>
-        <w:rPr>
-          <w:rFonts w:ascii="Calibri" w:hAnsi="Calibri" w:eastAsia="Calibri"/>
-          <w:b/>
-          <w:i w:val="0"/>
-          <w:color w:val="004E8C"/>
-          <w:sz w:val="44"/>
-        </w:rPr>
         <w:t>4.14 İnsulin</w:t>
       </w:r>
     </w:p>
     <w:p>
       <w:pPr>
-        <w:spacing w:after="80"/>
+        <w:keepNext/>
+        <w:widowControl/>
       </w:pPr>
       <w:r>
         <w:rPr>
-          <w:rFonts w:ascii="Calibri" w:hAnsi="Calibri" w:eastAsia="Calibri"/>
-          <w:b w:val="0"/>
-          <w:i/>
-          <w:color w:val="505050"/>
-          <w:sz w:val="22"/>
+          <w:sz w:val="20"/>
         </w:rPr>
-        <w:t>4. Tibb, biologiya və ictimai sağlamlıq</w:t>
-      </w:r>
-    </w:p>
-    <w:p>
-      <w:pPr>
-        <w:spacing w:after="200"/>
-      </w:pPr>
-      <w:r>
-        <w:rPr>
-          <w:rFonts w:ascii="Calibri" w:hAnsi="Calibri" w:eastAsia="Calibri"/>
-          <w:b w:val="0"/>
-          <w:i/>
-          <w:sz w:val="22"/>
-        </w:rPr>
-        <w:t>Dövr: təxminən 1921–1922-ci illər (insulinin ayrılması və ilk klinik istifadəsi); sonralar təmizlənmiş, sintetik və analoq insulinlərin hazırlanması | Əsas simalar: Frederik Bantinq; Çarlz Best; Con Makleod; Ceyms Kollip; sonrakı dövrün sənaye istehsalçıları və insulin analoqlarını hazırlayan alimlər</w:t>
-      </w:r>
-    </w:p>
-    <w:p>
-      <w:pPr>
-        <w:spacing w:after="160" w:line="276" w:lineRule="auto"/>
-      </w:pPr>
-      <w:r>
-        <w:rPr>
-          <w:rFonts w:ascii="Calibri" w:hAnsi="Calibri" w:eastAsia="Calibri"/>
-          <w:b w:val="0"/>
-          <w:i w:val="0"/>
-          <w:sz w:val="22"/>
-        </w:rPr>
-        <w:t>İnsulin hüceyrələrin qlükozanı mənimsəməsinə imkan verən hormondur; inyeksiya olunan insulin diabet zamanı çatışmayan və ya təsiri yetərli olmayan hormonu əvəz edir. İnsulinin ayrılması qısa müddətdə ölümlə nəticələnən xəstəliyi milyonlarla insan üçün idarə olunan xroniki vəziyyətə çevirdi.</w:t>
+        <w:t>4 Tibb biologiya və ictimai səhiyyə</w:t>
       </w:r>
     </w:p>
     <w:p>
       <w:pPr>
         <w:keepNext/>
-        <w:spacing w:before="240" w:after="120"/>
+        <w:widowControl/>
       </w:pPr>
       <w:r>
         <w:rPr>
-          <w:rFonts w:ascii="Calibri" w:hAnsi="Calibri" w:eastAsia="Calibri"/>
-          <w:b/>
-          <w:i w:val="0"/>
-          <w:color w:val="004E8C"/>
-          <w:sz w:val="28"/>
+          <w:sz w:val="20"/>
         </w:rPr>
-        <w:t>Əsas faktlar</w:t>
+        <w:t>Dövr: təxminən 1921–1922 (ayrılması və ilk klinik tətbiqi); sonralar təmizlənmiş, sintetik və analoq insulinlər | Əsas şəxslər: Frederik Bantinq; Çarlz Best; Con Makleod; Ceyms Kollip; sonrakı sənaye istehsalçıları və analoq hazırlayanlar</w:t>
+      </w:r>
+    </w:p>
+    <w:p>
+      <w:pPr>
+        <w:widowControl/>
+      </w:pPr>
+      <w:r>
+        <w:t>İnsulin hüceyrələrə qlükozanı qəbul etmək siqnalı verən hormondur. Dərman kimi verilən insulin diabet zamanı itirilən və ya təsiri zəifləyən bu funksiyanı əvəz edir. Onun ayrılması milyonlarla insan üçün sürətlə ölümə aparan xəstəliyi idarə oluna bilən xroniki vəziyyətə çevirdi.</w:t>
+      </w:r>
+    </w:p>
+    <w:p>
+      <w:pPr>
+        <w:pStyle w:val="Heading1"/>
+        <w:widowControl/>
+      </w:pPr>
+      <w:r>
+        <w:t>Əsas məlumatlar</w:t>
       </w:r>
     </w:p>
     <w:p>
       <w:pPr>
         <w:pStyle w:val="ListBullet"/>
+        <w:widowControl/>
       </w:pPr>
       <w:r>
-        <w:rPr>
-          <w:rFonts w:ascii="Calibri" w:hAnsi="Calibri" w:eastAsia="Calibri"/>
-          <w:b w:val="0"/>
-          <w:i w:val="0"/>
-          <w:sz w:val="22"/>
-        </w:rPr>
-        <w:t>Bantinq və Best Torontoda Makleod və Kolliplə birlikdə çalışaraq 1921–1922-ci illərdə fəal mədəaltı vəz ekstraktları hazırlayıblar</w:t>
+        <w:t>Bantinq və Best Torontoda Makleod və Kolliplə birlikdə 1921–1922-ci illərdə təsirli mədəaltı vəzi ekstraktları hazırladılar.</w:t>
       </w:r>
     </w:p>
     <w:p>
       <w:pPr>
         <w:pStyle w:val="ListBullet"/>
+        <w:widowControl/>
       </w:pPr>
       <w:r>
-        <w:rPr>
-          <w:rFonts w:ascii="Calibri" w:hAnsi="Calibri" w:eastAsia="Calibri"/>
-          <w:b w:val="0"/>
-          <w:i w:val="0"/>
-          <w:sz w:val="22"/>
-        </w:rPr>
-        <w:t>Tip 1 diabetli ilk xəstələrdə ketoasidoz və kəskin arıqlama əlamətləri sürətlə geriləyib</w:t>
+        <w:t>1-ci tip diabeti olan ilk xəstələrdə ketoasidoz — ketonların yığılması ilə qanın turşuluğunun artması — və kəskin arıqlama əlamətləri nəzərəçarpacaq dərəcədə gerilədi.</w:t>
       </w:r>
     </w:p>
     <w:p>
       <w:pPr>
         <w:pStyle w:val="ListBullet"/>
+        <w:widowControl/>
       </w:pPr>
       <w:r>
-        <w:rPr>
-          <w:rFonts w:ascii="Calibri" w:hAnsi="Calibri" w:eastAsia="Calibri"/>
-          <w:b w:val="0"/>
-          <w:i w:val="0"/>
-          <w:sz w:val="22"/>
-        </w:rPr>
-        <w:t>Heyvan mənşəli insulin sənaye miqyasında istehsal olunub; sonralar rekombinant insan insulini xammal məhdudiyyətlərini azaldıb</w:t>
+        <w:t>Heyvan mənşəli insulinin sənaye istehsalı quruldu; sonralar rekombinant insan insulini təchizat məhdudiyyətlərini azaltdı.</w:t>
       </w:r>
     </w:p>
     <w:p>
       <w:pPr>
         <w:pStyle w:val="ListBullet"/>
+        <w:widowControl/>
       </w:pPr>
       <w:r>
-        <w:rPr>
-          <w:rFonts w:ascii="Calibri" w:hAnsi="Calibri" w:eastAsia="Calibri"/>
-          <w:b w:val="0"/>
-          <w:i w:val="0"/>
-          <w:sz w:val="22"/>
-        </w:rPr>
-        <w:t>İnsulin analoqları və yeridilmə cihazları müalicənin vaxtını və rahatlığını təkmilləşdirib</w:t>
+        <w:t>İnsulin analoqları və yeridilmə cihazları təsir vaxtını və istifadə rahatlığını təkmilləşdirdi.</w:t>
       </w:r>
     </w:p>
     <w:p>
       <w:pPr>
         <w:pStyle w:val="ListBullet"/>
+        <w:widowControl/>
       </w:pPr>
       <w:r>
-        <w:rPr>
-          <w:rFonts w:ascii="Calibri" w:hAnsi="Calibri" w:eastAsia="Calibri"/>
-          <w:b w:val="0"/>
-          <w:i w:val="0"/>
-          <w:sz w:val="22"/>
-        </w:rPr>
-        <w:t>Bu böyük elmi nailiyyətə baxmayaraq, insulinin qiyməti və əlçatanlığı hələ də qlobal ədalət məsələsidir</w:t>
+        <w:t>Elmi uğura baxmayaraq, qiymət və əlçatanlıq dünyada ədalət məsələsi olaraq qalır.</w:t>
       </w:r>
     </w:p>
     <w:p>
       <w:pPr>
-        <w:keepNext/>
-        <w:spacing w:before="240" w:after="120"/>
+        <w:pStyle w:val="Heading1"/>
+        <w:widowControl/>
       </w:pPr>
       <w:r>
-        <w:rPr>
-          <w:rFonts w:ascii="Calibri" w:hAnsi="Calibri" w:eastAsia="Calibri"/>
-          <w:b/>
-          <w:i w:val="0"/>
-          <w:color w:val="004E8C"/>
-          <w:sz w:val="28"/>
-        </w:rPr>
         <w:t>Bu nədir</w:t>
       </w:r>
     </w:p>
     <w:p>
       <w:pPr>
-        <w:spacing w:after="160" w:line="276" w:lineRule="auto"/>
+        <w:widowControl/>
       </w:pPr>
       <w:r>
-        <w:rPr>
-          <w:rFonts w:ascii="Calibri" w:hAnsi="Calibri" w:eastAsia="Calibri"/>
-          <w:b w:val="0"/>
-          <w:i w:val="0"/>
-          <w:sz w:val="22"/>
-        </w:rPr>
-        <w:t>İnsulin mədəaltı vəzin beta hüceyrələrində yaranan peptid hormondur və toxumalara qandakı qlükozanı mənimsəmək siqnalı verir. Tip 1 diabetdə həmin hüceyrələr məhv olur; tip 2 diabetdə isə çox vaxt insulinə qarşı müqavimətlə hormon çatışmazlığı birləşir. İnyeksiya və ya infuziya ilə verilən müalicəvi insulin çatışmayan siqnalı təmin edir və enerji mübadiləsinin davam etməsinə imkan yaradır. Sadə dillə desək, insulin şəkərin hüceyrəyə daxil olması üçün qapını açan açardır. İxtiranın mahiyyəti həmin açarı təmiz halda əldə etmək və düzgün dozada təhlükəsiz verməyi öyrənmək idi.</w:t>
+        <w:t>İnsulin mədəaltı vəzin beta hüceyrələrinin hazırladığı peptid hormondur. O, toxumalara qandan qlükoza qəbul etmək siqnalı verir. 1-ci tip diabetdə bu hüceyrələr itirilir; 2-ci tipdə isə insulinə zəif cavab və sonradan onun çatışmazlığı çox vaxt birlikdə olur. İnyeksiya və ya davamlı yeridilmə ilə verilən insulin enerji mübadiləsinin davam etməsi üçün çatışmayan siqnalı təmin edir. Sadə bənzətmə ilə, o, hüceyrənin şəkərə açılan qapısının açarıdır. Nailiyyət bu açarı təmiz şəkildə əldə etmək və təhlükəsiz dozanı müəyyənləşdirmək idi.</w:t>
       </w:r>
     </w:p>
     <w:p>
       <w:pPr>
-        <w:keepNext/>
-        <w:spacing w:before="240" w:after="120"/>
+        <w:pStyle w:val="Heading1"/>
+        <w:widowControl/>
       </w:pPr>
       <w:r>
-        <w:rPr>
-          <w:rFonts w:ascii="Calibri" w:hAnsi="Calibri" w:eastAsia="Calibri"/>
-          <w:b/>
-          <w:i w:val="0"/>
-          <w:color w:val="004E8C"/>
-          <w:sz w:val="28"/>
-        </w:rPr>
-        <w:t>Onu kim kəşf və ya ixtira edib</w:t>
+        <w:t>Kim kəşf edib və ya yaradıb</w:t>
       </w:r>
     </w:p>
     <w:p>
       <w:pPr>
-        <w:spacing w:after="160" w:line="276" w:lineRule="auto"/>
+        <w:widowControl/>
       </w:pPr>
       <w:r>
-        <w:rPr>
-          <w:rFonts w:ascii="Calibri" w:hAnsi="Calibri" w:eastAsia="Calibri"/>
-          <w:b w:val="0"/>
-          <w:i w:val="0"/>
-          <w:sz w:val="22"/>
-        </w:rPr>
-        <w:t>Bir çox tədqiqatçı mədəaltı vəzin daxili sekresiya ifraz etdiyini düşünürdü. Bantinq vəzin axacağını bağlamaqla təcrübələr aparmağı təklif etdi, Best ona kömək etdi, Makleod laboratoriya və elmi rəhbərlik verdi, Kollip isə klinik istifadə üçün ekstraktları təmizlədi. Elmi birincilik və Nobel mükafatı ətrafında mübahisələr yaransa da, Toronto qrupunun 1922-ci ildə müalicə etdiyi xəstələr üsulun təsirini sübut etdilər. Sonrakı kimyaçılar və biotexnoloqlar molekulu yenidən istehsal etdilər. Sidikdə şəkəri izləyən və inyeksiya üsulunu öyrənən xəstələr də gündəlik müalicə praktikasının formalaşmasında iştirak etdilər. Bu kəşf estafet yarışı kimi başlandı və xəstəxana palatasında tamamlandı.</w:t>
+        <w:t>Bir çox tədqiqatçı mədəaltı vəzin daxili ifrazatından şübhələnirdi. Bantinq vəz axarlarının bağlanması ilə təcrübələr təklif etdi, Best ona kömək etdi, Makleod laboratoriya və elmi rəhbərlik təmin etdi, Kollip isə ekstraktları klinik istifadə üçün təmizlədi. Kimin əvvəl olduğu və Nobel mükafatı ətrafında mübahisələr yarandı, lakin Toronto qrupunun 1922-ci ildə müalicə etdiyi xəstələr üsulun təsirini göstərdi. Sonralar kimyaçılar və biotexnoloqlar molekulun yeni formalarını hazırladılar. Sidikdə şəkəri qeyd edən və inyeksiya etməyi öyrənən xəstələr də gündəlik tətbiqin formalaşmasında iştirak etdilər. Kəşf xəstəxana palatasında nəticələnən kollektiv iş idi.</w:t>
       </w:r>
     </w:p>
     <w:p>
       <w:pPr>
-        <w:keepNext/>
-        <w:spacing w:before="240" w:after="120"/>
+        <w:pStyle w:val="Heading1"/>
+        <w:widowControl/>
       </w:pPr>
       <w:r>
-        <w:rPr>
-          <w:rFonts w:ascii="Calibri" w:hAnsi="Calibri" w:eastAsia="Calibri"/>
-          <w:b/>
-          <w:i w:val="0"/>
-          <w:color w:val="004E8C"/>
-          <w:sz w:val="28"/>
-        </w:rPr>
-        <w:t>Nə vaxt və necə meydana gəlib</w:t>
+        <w:t>Nə vaxt və necə yaranıb</w:t>
       </w:r>
     </w:p>
     <w:p>
       <w:pPr>
-        <w:spacing w:after="160" w:line="276" w:lineRule="auto"/>
+        <w:widowControl/>
       </w:pPr>
       <w:r>
-        <w:rPr>
-          <w:rFonts w:ascii="Calibri" w:hAnsi="Calibri" w:eastAsia="Calibri"/>
-          <w:b w:val="0"/>
-          <w:i w:val="0"/>
-          <w:sz w:val="22"/>
-        </w:rPr>
-        <w:t>1922-ci ilin yanvarında Torontoda əldə olunan klinik uğur tibbi əlaqələr vasitəsilə heyrətamiz sürətlə yayıldı. Şirkətlər heyvanların mədəaltı vəzindən insulin alınmasını sənaye miqyasına çıxardı; 1920–1930-cu illər ərzində preparatın təmizliyi və standartlaşdırılması yaxşılaşdırıldı. Əsrin ortalarında təsir müddəti fərqli olan formullar yarandı, 1980-ci illərdə isə rekombinant insulin mənbəni dəyişdi. Sonralar qələm-şprislər, nasoslar və qlükozanı fasiləsiz ölçən cihazlar hormona qoşuldu. Soyuq zəncir və təlimin əlçatan olduğu yerlərdə insulin həyatları xilas etdi, bunların çatmadığı yerlərdə isə boşluqlar qaldı.</w:t>
+        <w:t>1922-ci ilin yanvarında Torontodakı klinik uğurun xəbəri tibbi çevrələrdə heyrətamiz sürətlə yayıldı. Şirkətlər heyvanların mədəaltı vəzilərindən insulin alınmasını genişləndirdilər; 1920–1930-cu illərdə təmizlik və standartlaşdırma yaxşılaşdı. Əsrin ortalarında preparatların təsir müddəti dəyişdirildi; 1980-ci illərdə genetik üsulla hazırlanan rekombinant insulin mənbəni dəyişdi. Sonralar insulin qələmləri, pompalar və qlükozanı davamlı izləyən cihazlar əlavə olundu. Soyuqda daşınma və xəstələrin təlimi çatan yerlərdə həyat xilas edildi, çatmayan yerlərdə isə boşluqlar qaldı.</w:t>
       </w:r>
     </w:p>
     <w:p>
       <w:pPr>
-        <w:keepNext/>
-        <w:spacing w:before="240" w:after="120"/>
+        <w:pStyle w:val="Heading1"/>
+        <w:widowControl/>
       </w:pPr>
       <w:r>
-        <w:rPr>
-          <w:rFonts w:ascii="Calibri" w:hAnsi="Calibri" w:eastAsia="Calibri"/>
-          <w:b/>
-          <w:i w:val="0"/>
-          <w:color w:val="004E8C"/>
-          <w:sz w:val="28"/>
-        </w:rPr>
-        <w:t>Elmi baxımdan əhəmiyyəti</w:t>
+        <w:t>Elm üçün əhəmiyyəti</w:t>
       </w:r>
     </w:p>
     <w:p>
       <w:pPr>
-        <w:spacing w:after="160" w:line="276" w:lineRule="auto"/>
+        <w:widowControl/>
       </w:pPr>
       <w:r>
-        <w:rPr>
-          <w:rFonts w:ascii="Calibri" w:hAnsi="Calibri" w:eastAsia="Calibri"/>
-          <w:b w:val="0"/>
-          <w:i w:val="0"/>
-          <w:sz w:val="22"/>
-        </w:rPr>
-        <w:t>İnsulin bir hormonu orqanizmdən ayırmağın, təsirini ölçməyin və çatışmazlığını əvəz etməyin mümkün olduğunu sübut etdi; bu, endokrinologiya üçün örnəyə çevrildi. İnsulinin amin turşusu ardıcıllığının və sonralar üçölçülü quruluşunun müəyyənləşdirilməsi zülal kimyasını inkişaf etdirdi. Rekombinant istehsal biotexnologiyanın ilk böyük nailiyyətlərindən biri oldu. Qlükoza homeostazının modellərində insulin və ona əks təsir göstərən hormonlar hələ də mərkəzi yer tutur. Klinika molekulyar əvəzetmənin xəstəliyin təbii gedişini tamamilə dəyişə bildiyini göstərdi.</w:t>
+        <w:t>İnsulin göstərdi ki, hormonu ayırmaq, təsirini ölçmək və çatışmadıqda əvəz etmək olar. Bu, hormonları öyrənən endokrinologiya üçün nümunə oldu. İnsulinin amin turşusu ardıcıllığı və sonrakı quruluş tədqiqatları zülal kimyasını irəli apardı. Rekombinant istehsal biotexnologiyanın erkən mühüm nailiyyətlərindən idi. Qlükozanın sabit səviyyədə saxlanması modellərində insulin və ona əks təsir edən hormonlar hələ də mərkəzi yer tutur. Klinik nəticələr molekulyar əvəzləmənin xəstəliyin gedişini dəyişə bildiyini sübut etdi.</w:t>
       </w:r>
     </w:p>
     <w:p>
       <w:pPr>
-        <w:keepNext/>
-        <w:spacing w:before="240" w:after="120"/>
+        <w:pStyle w:val="Heading1"/>
+        <w:widowControl/>
       </w:pPr>
       <w:r>
-        <w:rPr>
-          <w:rFonts w:ascii="Calibri" w:hAnsi="Calibri" w:eastAsia="Calibri"/>
-          <w:b/>
-          <w:i w:val="0"/>
-          <w:color w:val="004E8C"/>
-          <w:sz w:val="28"/>
-        </w:rPr>
-        <w:t>Sonrakı inkişaflara necə təsir göstərib</w:t>
+        <w:t>Sonrakı inkişafa təsiri</w:t>
       </w:r>
     </w:p>
     <w:p>
       <w:pPr>
-        <w:spacing w:after="160" w:line="276" w:lineRule="auto"/>
+        <w:widowControl/>
       </w:pPr>
       <w:r>
-        <w:rPr>
-          <w:rFonts w:ascii="Calibri" w:hAnsi="Calibri" w:eastAsia="Calibri"/>
-          <w:b w:val="0"/>
-          <w:i w:val="0"/>
-          <w:sz w:val="22"/>
-        </w:rPr>
-        <w:t>Diabetli insanların daha uzun yaşaması ilə qidalanma elmi, qlükozanın uzunmüddətli monitorinqi və ürək-damar riskinin idarəsi müalicənin ayrılmaz hissəsinə çevrildi. İnsulin analoqlarında molekulun quruluşunun dəyişdirilməsi təsirin başlanma və ən yüksək nöqtəyə çatma vaxtını tənzimləməyi öyrətdi. Mədəaltı vəz adacıqları və kök hüceyrələr üzrə tədqiqatlar inyeksiyalara ehtiyacı aradan qaldıracaq müalicə axtarır. İnsulinin qiyməti barədə ictimai mübahisələr bu dərmanın əvəzedilməzliyindən qaynaqlanır. Sonrakı xroniki xəstəlik müalicələri də çatışmayan maddəni əvəz etmək məntiqindən yararlandı.</w:t>
+        <w:t>Diabetlə yaşayan insanların ömrü uzandıqca qidalanmanın təşkili, qlükozanın uzunmüddətli izlənməsi və yüksək şəkərin ürək-damar risklərinin idarəsi inkişaf etdi. İnsulin analoqları molekulun quruluşundakı dəyişikliklərlə təsirin ən güclü vaxtını tənzimləməyi öyrətdi. Mədəaltı vəzi adacıqları və kök hüceyrə tədqiqatları inyeksiyaya ehtiyacı aradan qaldıracaq müalicə axtarır. İnsulinin qiyməti barədə ictimai müzakirələr onun əvəzolunmazlığını əks etdirir. Digər xroniki xəstəliklərin müalicəsi də «çatışmayanı əvəz et» məntiqindən bəhrələndi.</w:t>
       </w:r>
     </w:p>
     <w:p>
       <w:pPr>
-        <w:keepNext/>
-        <w:spacing w:before="240" w:after="120"/>
+        <w:pStyle w:val="Heading1"/>
+        <w:widowControl/>
       </w:pPr>
       <w:r>
-        <w:rPr>
-          <w:rFonts w:ascii="Calibri" w:hAnsi="Calibri" w:eastAsia="Calibri"/>
-          <w:b/>
-          <w:i w:val="0"/>
-          <w:color w:val="004E8C"/>
-          <w:sz w:val="28"/>
-        </w:rPr>
         <w:t>İnsan həyatını necə dəyişib</w:t>
       </w:r>
     </w:p>
     <w:p>
       <w:pPr>
-        <w:spacing w:after="160" w:line="276" w:lineRule="auto"/>
+        <w:widowControl/>
       </w:pPr>
       <w:r>
-        <w:rPr>
-          <w:rFonts w:ascii="Calibri" w:hAnsi="Calibri" w:eastAsia="Calibri"/>
-          <w:b w:val="0"/>
-          <w:i w:val="0"/>
-          <w:sz w:val="22"/>
-        </w:rPr>
-        <w:t>Bir vaxtlar diaqnozdan cəmi bir neçə ay sonra ölməyə məhkum uşaqlar artıq daim diqqətli olmaq şərti ilə böyüyüb yetkinliyə çata bildilər. Yeməyi, fiziki fəaliyyəti və yuxunu insulin dozası ilə uzlaşdırmaq lazım gəldi. Minnətdarlıqla yanaşı, damğalanma, qan şəkərinin həddən artıq düşməsi və daimi özünənəzarət yükü də yarandı. Ailələrin gündəlik həyatı əvvəlcə şprislər, sonralar isə sensorlar ətrafında quruldu. Sürətli ölüm hökmü şəkər balansını ömür boyu qorumaq bacarığına çevrildi, lakin bu imkan dünya apteklərində hamı üçün eyni dərəcədə əlçatan deyil.</w:t>
+        <w:t>Vaxtilə diaqnozdan bir neçə ay sonra ölüm gözlənilən uşaqlar diqqətli nəzarətlə böyüyə bildilər. Yemək, idman və yuxu insulin dozası ilə uzlaşdırılmalı oldu. Minnətdarlıqla yanaşı damğalanma, qanda şəkərin həddən artıq azalması və özünə qulluq yükü də gəldi. Ailələrin həyatı əvvəl şprislər, sonra sensorlar ətrafında təşkil olundu. Bir vaxtlar sürətli ölüm hökmü sayılan xəstəlik ömürboyu tarazlıq saxlamaq işinə çevrildi; bu imkan dünyada hələ də bərabər əlçatan deyil.</w:t>
       </w:r>
     </w:p>
     <w:p>
       <w:pPr>
-        <w:keepNext/>
-        <w:spacing w:before="240" w:after="120"/>
+        <w:pStyle w:val="Heading1"/>
+        <w:widowControl/>
       </w:pPr>
       <w:r>
-        <w:rPr>
-          <w:rFonts w:ascii="Calibri" w:hAnsi="Calibri" w:eastAsia="Calibri"/>
-          <w:b/>
-          <w:i w:val="0"/>
-          <w:color w:val="004E8C"/>
-          <w:sz w:val="28"/>
-        </w:rPr>
         <w:t>Mənbələr və istinadlar</w:t>
       </w:r>
     </w:p>
     <w:p>
       <w:pPr>
-        <w:keepNext/>
-        <w:spacing w:before="240" w:after="120"/>
+        <w:pStyle w:val="Heading2"/>
+        <w:widowControl/>
       </w:pPr>
       <w:r>
         <w:rPr>
-          <w:rFonts w:ascii="Calibri" w:hAnsi="Calibri" w:eastAsia="Calibri"/>
-          <w:b/>
-          <w:i w:val="0"/>
-          <w:color w:val="004E8C"/>
-          <w:sz w:val="24"/>
+          <w:sz w:val="20"/>
         </w:rPr>
-        <w:t>A. Kitablar və əsas elmi əsərlər</w:t>
+        <w:t>A Kitablar və əsas elmi əsərlər</w:t>
       </w:r>
     </w:p>
     <w:p>
       <w:pPr>
-        <w:spacing w:after="80"/>
-        <w:ind w:left="360"/>
+        <w:widowControl/>
       </w:pPr>
       <w:r>
         <w:rPr>
-          <w:rFonts w:ascii="Calibri" w:hAnsi="Calibri" w:eastAsia="Calibri"/>
-          <w:b w:val="0"/>
-          <w:i w:val="0"/>
-          <w:sz w:val="22"/>
+          <w:sz w:val="20"/>
         </w:rPr>
         <w:t>1. Bliss, Michael. The Discovery of Insulin. 25th anniversary ed. Chicago: University of Chicago Press, 2007.</w:t>
       </w:r>
     </w:p>
     <w:p>
       <w:pPr>
-        <w:keepNext/>
-        <w:spacing w:before="240" w:after="120"/>
+        <w:pStyle w:val="Heading2"/>
+        <w:widowControl/>
       </w:pPr>
       <w:r>
         <w:rPr>
-          <w:rFonts w:ascii="Calibri" w:hAnsi="Calibri" w:eastAsia="Calibri"/>
-          <w:b/>
-          <w:i w:val="0"/>
-          <w:color w:val="004E8C"/>
-          <w:sz w:val="24"/>
+          <w:sz w:val="20"/>
         </w:rPr>
-        <w:t>C. Təşkilatların materialları və ensiklopedik mənbələr</w:t>
+        <w:t>C Qurumların materialları və ensiklopedik mənbələr</w:t>
       </w:r>
     </w:p>
     <w:p>
       <w:pPr>
-        <w:spacing w:after="80"/>
-        <w:ind w:left="360"/>
+        <w:widowControl/>
       </w:pPr>
       <w:r>
         <w:rPr>
-          <w:rFonts w:ascii="Calibri" w:hAnsi="Calibri" w:eastAsia="Calibri"/>
-          <w:b w:val="0"/>
-          <w:i w:val="0"/>
-          <w:sz w:val="22"/>
+          <w:sz w:val="20"/>
         </w:rPr>
-        <w:t>1. Encyclopaedia Britannica. “Insulin” (“İnsulin”).</w:t>
-      </w:r>
-      <w:r>
-        <w:rPr>
-          <w:rFonts w:ascii="Calibri" w:hAnsi="Calibri" w:eastAsia="Calibri"/>
-          <w:b w:val="0"/>
-          <w:i w:val="0"/>
-          <w:sz w:val="22"/>
-        </w:rPr>
-        <w:t xml:space="preserve"> </w:t>
+        <w:t xml:space="preserve">1. Encyclopaedia Britannica. 'Insulin.' </w:t>
       </w:r>
       <w:hyperlink r:id="rId9">
         <w:r>
           <w:rPr>
-            <w:rFonts w:ascii="Calibri" w:hAnsi="Calibri" w:eastAsia="Calibri"/>
-            <w:b w:val="0"/>
-            <w:i w:val="0"/>
-            <w:sz w:val="22"/>
-            <w:color w:val="0563C1"/>
-            <w:u w:val="single"/>
+            <w:sz w:val="20"/>
           </w:rPr>
           <w:t>https://www.britannica.com/science/insulin</w:t>
         </w:r>
       </w:hyperlink>
+      <w:r>
+        <w:rPr>
+          <w:sz w:val="20"/>
+        </w:rPr>
+      </w:r>
     </w:p>
     <w:p>
       <w:pPr>
-        <w:spacing w:after="80"/>
-        <w:ind w:left="360"/>
+        <w:widowControl/>
       </w:pPr>
       <w:r>
         <w:rPr>
-          <w:rFonts w:ascii="Calibri" w:hAnsi="Calibri" w:eastAsia="Calibri"/>
-          <w:b w:val="0"/>
-          <w:i w:val="0"/>
-          <w:sz w:val="22"/>
+          <w:sz w:val="20"/>
         </w:rPr>
-        <w:t>2. Encyclopaedia Britannica. “Frederick Banting” (“Frederik Bantinq”).</w:t>
-      </w:r>
-      <w:r>
-        <w:rPr>
-          <w:rFonts w:ascii="Calibri" w:hAnsi="Calibri" w:eastAsia="Calibri"/>
-          <w:b w:val="0"/>
-          <w:i w:val="0"/>
-          <w:sz w:val="22"/>
-        </w:rPr>
-        <w:t xml:space="preserve"> </w:t>
+        <w:t xml:space="preserve">2. Encyclopaedia Britannica. 'Frederick Banting.' </w:t>
       </w:r>
       <w:hyperlink r:id="rId10">
         <w:r>
           <w:rPr>
-            <w:rFonts w:ascii="Calibri" w:hAnsi="Calibri" w:eastAsia="Calibri"/>
-            <w:b w:val="0"/>
-            <w:i w:val="0"/>
-            <w:sz w:val="22"/>
-            <w:color w:val="0563C1"/>
-            <w:u w:val="single"/>
+            <w:sz w:val="20"/>
           </w:rPr>
           <w:t>https://www.britannica.com/biography/Frederick-Grant-Banting</w:t>
         </w:r>
       </w:hyperlink>
-    </w:p>
-    <w:p>
-      <w:pPr>
-        <w:keepNext/>
-        <w:spacing w:before="240" w:after="120"/>
-      </w:pPr>
       <w:r>
         <w:rPr>
-          <w:rFonts w:ascii="Calibri" w:hAnsi="Calibri" w:eastAsia="Calibri"/>
-          <w:b/>
-          <w:i w:val="0"/>
-          <w:color w:val="004E8C"/>
-          <w:sz w:val="24"/>
+          <w:sz w:val="20"/>
         </w:rPr>
-        <w:t>D. Muzey, arxiv və kitabxana materialları</w:t>
       </w:r>
     </w:p>
     <w:p>
       <w:pPr>
-        <w:spacing w:after="80"/>
-        <w:ind w:left="360"/>
+        <w:pStyle w:val="Heading2"/>
+        <w:widowControl/>
       </w:pPr>
       <w:r>
         <w:rPr>
-          <w:rFonts w:ascii="Calibri" w:hAnsi="Calibri" w:eastAsia="Calibri"/>
-          <w:b w:val="0"/>
-          <w:i w:val="0"/>
-          <w:sz w:val="22"/>
+          <w:sz w:val="20"/>
         </w:rPr>
-        <w:t>1. University of Toronto. İnsulinin kəşfi və ilkin inkişafı haqqında arxiv.</w:t>
+        <w:t>D Muzey arxiv və kitabxana materialları</w:t>
       </w:r>
+    </w:p>
+    <w:p>
+      <w:pPr>
+        <w:widowControl/>
+      </w:pPr>
       <w:r>
         <w:rPr>
-          <w:rFonts w:ascii="Calibri" w:hAnsi="Calibri" w:eastAsia="Calibri"/>
-          <w:b w:val="0"/>
-          <w:i w:val="0"/>
-          <w:sz w:val="22"/>
+          <w:sz w:val="20"/>
         </w:rPr>
-        <w:t xml:space="preserve"> </w:t>
+        <w:t xml:space="preserve">1. University of Toronto. The Discovery and Early Development of Insulin archives. </w:t>
       </w:r>
       <w:hyperlink r:id="rId11">
         <w:r>
           <w:rPr>
-            <w:rFonts w:ascii="Calibri" w:hAnsi="Calibri" w:eastAsia="Calibri"/>
-            <w:b w:val="0"/>
-            <w:i w:val="0"/>
-            <w:sz w:val="22"/>
-            <w:color w:val="0563C1"/>
-            <w:u w:val="single"/>
+            <w:sz w:val="20"/>
           </w:rPr>
           <w:t>https://insulin.library.utoronto.ca/</w:t>
         </w:r>
       </w:hyperlink>
+      <w:r>
+        <w:rPr>
+          <w:sz w:val="20"/>
+        </w:rPr>
+      </w:r>
     </w:p>
     <w:p>
       <w:pPr>
-        <w:spacing w:after="80"/>
-        <w:ind w:left="360"/>
+        <w:widowControl/>
       </w:pPr>
       <w:r>
         <w:rPr>
-          <w:rFonts w:ascii="Calibri" w:hAnsi="Calibri" w:eastAsia="Calibri"/>
-          <w:b w:val="0"/>
-          <w:i w:val="0"/>
-          <w:sz w:val="22"/>
+          <w:sz w:val="20"/>
         </w:rPr>
-        <w:t>2. Nobel Prize. 1923-cü il fiziologiya və ya tibb üzrə Nobel mükafatı (Bantinq və Makleod).</w:t>
-      </w:r>
-      <w:r>
-        <w:rPr>
-          <w:rFonts w:ascii="Calibri" w:hAnsi="Calibri" w:eastAsia="Calibri"/>
-          <w:b w:val="0"/>
-          <w:i w:val="0"/>
-          <w:sz w:val="22"/>
-        </w:rPr>
-        <w:t xml:space="preserve"> </w:t>
+        <w:t xml:space="preserve">2. Nobel Prize. Physiology or Medicine 1923 (Banting and Macleod). </w:t>
       </w:r>
       <w:hyperlink r:id="rId12">
         <w:r>
           <w:rPr>
-            <w:rFonts w:ascii="Calibri" w:hAnsi="Calibri" w:eastAsia="Calibri"/>
-            <w:b w:val="0"/>
-            <w:i w:val="0"/>
-            <w:sz w:val="22"/>
-            <w:color w:val="0563C1"/>
-            <w:u w:val="single"/>
+            <w:sz w:val="20"/>
           </w:rPr>
           <w:t>https://www.nobelprize.org/prizes/medicine/1923/summary/</w:t>
         </w:r>
       </w:hyperlink>
+      <w:r>
+        <w:rPr>
+          <w:sz w:val="20"/>
+        </w:rPr>
+      </w:r>
     </w:p>
     <w:sectPr>
-      <w:pgSz w:w="12240" w:h="15840"/>
-      <w:pgMar w:top="1296" w:right="1440" w:bottom="1296" w:left="1440" w:header="720" w:footer="720" w:gutter="0"/>
+      <w:footerReference w:type="default" r:id="rId13"/>
+      <w:pgSz w:w="11906" w:h="16838"/>
+      <w:pgMar w:top="1020" w:right="1134" w:bottom="1020" w:left="1134" w:header="720" w:footer="720" w:gutter="0"/>
       <w:cols w:space="720"/>
       <w:docGrid w:linePitch="360"/>
     </w:sectPr>
   </w:body>
 </w:document>
+</file>
+
+<file path=word/footer1.xml><?xml version="1.0" encoding="utf-8"?>
+<w:ftr xmlns:m="http://schemas.openxmlformats.org/officeDocument/2006/math" xmlns:mc="http://schemas.openxmlformats.org/markup-compatibility/2006" xmlns:mo="http://schemas.microsoft.com/office/mac/office/2008/main" xmlns:mv="urn:schemas-microsoft-com:mac:vml" xmlns:o="urn:schemas-microsoft-com:office:office" xmlns:r="http://schemas.openxmlformats.org/officeDocument/2006/relationships" xmlns:v="urn:schemas-microsoft-com:vml" xmlns:w10="urn:schemas-microsoft-com:office:word" xmlns:w14="http://schemas.microsoft.com/office/word/2010/wordml" xmlns:w="http://schemas.openxmlformats.org/wordprocessingml/2006/main" xmlns:wne="http://schemas.microsoft.com/office/word/2006/wordml" xmlns:wp14="http://schemas.microsoft.com/office/word/2010/wordprocessingDrawing" xmlns:wp="http://schemas.openxmlformats.org/drawingml/2006/wordprocessingDrawing" xmlns:wpc="http://schemas.microsoft.com/office/word/2010/wordprocessingCanvas" xmlns:wpg="http://schemas.microsoft.com/office/word/2010/wordprocessingGroup" xmlns:wpi="http://schemas.microsoft.com/office/word/2010/wordprocessingInk" xmlns:wps="http://schemas.microsoft.com/office/word/2010/wordprocessingShape" mc:Ignorable="w14 wp14">
+  <w:p>
+    <w:pPr>
+      <w:pStyle w:val="Footer"/>
+      <w:jc w:val="right"/>
+    </w:pPr>
+    <w:fldSimple w:instr="PAGE"/>
+  </w:p>
+</w:ftr>
 </file>
 
 <file path=word/numbering.xml><?xml version="1.0" encoding="utf-8"?>
@@ -772,7 +582,7 @@
   <w:docDefaults>
     <w:rPrDefault>
       <w:rPr>
-        <w:rFonts w:asciiTheme="minorHAnsi" w:eastAsiaTheme="minorEastAsia" w:hAnsiTheme="minorHAnsi" w:cstheme="minorBidi"/>
+        <w:rFonts/>
         <w:sz w:val="22"/>
         <w:szCs w:val="22"/>
         <w:lang w:val="en-US" w:eastAsia="en-US" w:bidi="ar-SA"/>
@@ -927,6 +737,15 @@
     <w:name w:val="Normal"/>
     <w:qFormat/>
     <w:rsid w:val="00FC693F"/>
+    <w:pPr>
+      <w:spacing w:after="120" w:line="259" w:lineRule="auto"/>
+    </w:pPr>
+    <w:rPr>
+      <w:rFonts w:ascii="Times New Roman" w:hAnsi="Times New Roman"/>
+      <w:color w:val="000000"/>
+      <w:sz w:val="24"/>
+      <w:lang w:val="az-Latn-AZ"/>
+    </w:rPr>
   </w:style>
   <w:style w:type="paragraph" w:styleId="Header">
     <w:name w:val="header"/>
@@ -983,16 +802,17 @@
     <w:pPr>
       <w:keepNext/>
       <w:keepLines/>
-      <w:spacing w:before="480" w:after="0"/>
+      <w:spacing w:before="480" w:after="120" w:line="259" w:lineRule="auto"/>
       <w:outlineLvl w:val="0"/>
     </w:pPr>
     <w:rPr>
-      <w:rFonts w:asciiTheme="majorHAnsi" w:eastAsiaTheme="majorEastAsia" w:hAnsiTheme="majorHAnsi" w:cstheme="majorBidi"/>
+      <w:rFonts w:ascii="Times New Roman" w:hAnsi="Times New Roman"/>
       <w:b/>
       <w:bCs/>
-      <w:color w:val="365F91" w:themeColor="accent1" w:themeShade="BF"/>
-      <w:sz w:val="28"/>
+      <w:color w:val="000000"/>
+      <w:sz w:val="26"/>
       <w:szCs w:val="28"/>
+      <w:lang w:val="az-Latn-AZ"/>
     </w:rPr>
   </w:style>
   <w:style w:type="paragraph" w:styleId="Heading2">
@@ -1007,16 +827,17 @@
     <w:pPr>
       <w:keepNext/>
       <w:keepLines/>
-      <w:spacing w:before="200" w:after="0"/>
+      <w:spacing w:before="200" w:after="120" w:line="259" w:lineRule="auto"/>
       <w:outlineLvl w:val="1"/>
     </w:pPr>
     <w:rPr>
-      <w:rFonts w:asciiTheme="majorHAnsi" w:eastAsiaTheme="majorEastAsia" w:hAnsiTheme="majorHAnsi" w:cstheme="majorBidi"/>
+      <w:rFonts w:ascii="Times New Roman" w:hAnsi="Times New Roman"/>
       <w:b/>
       <w:bCs/>
-      <w:color w:val="4F81BD" w:themeColor="accent1"/>
+      <w:color w:val="000000"/>
       <w:sz w:val="26"/>
       <w:szCs w:val="26"/>
+      <w:lang w:val="az-Latn-AZ"/>
     </w:rPr>
   </w:style>
   <w:style w:type="paragraph" w:styleId="Heading3">
@@ -1035,7 +856,7 @@
       <w:outlineLvl w:val="2"/>
     </w:pPr>
     <w:rPr>
-      <w:rFonts w:asciiTheme="majorHAnsi" w:eastAsiaTheme="majorEastAsia" w:hAnsiTheme="majorHAnsi" w:cstheme="majorBidi"/>
+      <w:rFonts/>
       <w:b/>
       <w:bCs/>
       <w:color w:val="4F81BD" w:themeColor="accent1"/>
@@ -1058,7 +879,7 @@
       <w:outlineLvl w:val="3"/>
     </w:pPr>
     <w:rPr>
-      <w:rFonts w:asciiTheme="majorHAnsi" w:eastAsiaTheme="majorEastAsia" w:hAnsiTheme="majorHAnsi" w:cstheme="majorBidi"/>
+      <w:rFonts/>
       <w:b/>
       <w:bCs/>
       <w:i/>
@@ -1083,7 +904,7 @@
       <w:outlineLvl w:val="4"/>
     </w:pPr>
     <w:rPr>
-      <w:rFonts w:asciiTheme="majorHAnsi" w:eastAsiaTheme="majorEastAsia" w:hAnsiTheme="majorHAnsi" w:cstheme="majorBidi"/>
+      <w:rFonts/>
       <w:color w:val="243F60" w:themeColor="accent1" w:themeShade="7F"/>
     </w:rPr>
   </w:style>
@@ -1104,7 +925,7 @@
       <w:outlineLvl w:val="5"/>
     </w:pPr>
     <w:rPr>
-      <w:rFonts w:asciiTheme="majorHAnsi" w:eastAsiaTheme="majorEastAsia" w:hAnsiTheme="majorHAnsi" w:cstheme="majorBidi"/>
+      <w:rFonts/>
       <w:i/>
       <w:iCs/>
       <w:color w:val="243F60" w:themeColor="accent1" w:themeShade="7F"/>
@@ -1127,7 +948,7 @@
       <w:outlineLvl w:val="6"/>
     </w:pPr>
     <w:rPr>
-      <w:rFonts w:asciiTheme="majorHAnsi" w:eastAsiaTheme="majorEastAsia" w:hAnsiTheme="majorHAnsi" w:cstheme="majorBidi"/>
+      <w:rFonts/>
       <w:i/>
       <w:iCs/>
       <w:color w:val="404040" w:themeColor="text1" w:themeTint="BF"/>
@@ -1150,7 +971,7 @@
       <w:outlineLvl w:val="7"/>
     </w:pPr>
     <w:rPr>
-      <w:rFonts w:asciiTheme="majorHAnsi" w:eastAsiaTheme="majorEastAsia" w:hAnsiTheme="majorHAnsi" w:cstheme="majorBidi"/>
+      <w:rFonts/>
       <w:color w:val="4F81BD" w:themeColor="accent1"/>
       <w:sz w:val="20"/>
       <w:szCs w:val="20"/>
@@ -1173,7 +994,7 @@
       <w:outlineLvl w:val="8"/>
     </w:pPr>
     <w:rPr>
-      <w:rFonts w:asciiTheme="majorHAnsi" w:eastAsiaTheme="majorEastAsia" w:hAnsiTheme="majorHAnsi" w:cstheme="majorBidi"/>
+      <w:rFonts/>
       <w:i/>
       <w:iCs/>
       <w:color w:val="404040" w:themeColor="text1" w:themeTint="BF"/>
@@ -1224,7 +1045,7 @@
     <w:uiPriority w:val="9"/>
     <w:rsid w:val="00FC693F"/>
     <w:rPr>
-      <w:rFonts w:asciiTheme="majorHAnsi" w:eastAsiaTheme="majorEastAsia" w:hAnsiTheme="majorHAnsi" w:cstheme="majorBidi"/>
+      <w:rFonts/>
       <w:b/>
       <w:bCs/>
       <w:color w:val="365F91" w:themeColor="accent1" w:themeShade="BF"/>
@@ -1239,7 +1060,7 @@
     <w:uiPriority w:val="9"/>
     <w:rsid w:val="00FC693F"/>
     <w:rPr>
-      <w:rFonts w:asciiTheme="majorHAnsi" w:eastAsiaTheme="majorEastAsia" w:hAnsiTheme="majorHAnsi" w:cstheme="majorBidi"/>
+      <w:rFonts/>
       <w:b/>
       <w:bCs/>
       <w:color w:val="4F81BD" w:themeColor="accent1"/>
@@ -1254,7 +1075,7 @@
     <w:uiPriority w:val="9"/>
     <w:rsid w:val="00FC693F"/>
     <w:rPr>
-      <w:rFonts w:asciiTheme="majorHAnsi" w:eastAsiaTheme="majorEastAsia" w:hAnsiTheme="majorHAnsi" w:cstheme="majorBidi"/>
+      <w:rFonts/>
       <w:b/>
       <w:bCs/>
       <w:color w:val="4F81BD" w:themeColor="accent1"/>
@@ -1269,19 +1090,17 @@
     <w:qFormat/>
     <w:rsid w:val="00FC693F"/>
     <w:pPr>
-      <w:pBdr>
-        <w:bottom w:val="single" w:sz="8" w:space="4" w:color="4F81BD" w:themeColor="accent1"/>
-      </w:pBdr>
-      <w:spacing w:after="300" w:line="240" w:lineRule="auto"/>
+      <w:spacing w:after="120" w:line="259" w:lineRule="auto"/>
       <w:contextualSpacing/>
     </w:pPr>
     <w:rPr>
-      <w:rFonts w:asciiTheme="majorHAnsi" w:eastAsiaTheme="majorEastAsia" w:hAnsiTheme="majorHAnsi" w:cstheme="majorBidi"/>
-      <w:color w:val="17365D" w:themeColor="text2" w:themeShade="BF"/>
+      <w:rFonts w:ascii="Times New Roman" w:hAnsi="Times New Roman"/>
+      <w:color w:val="000000"/>
       <w:spacing w:val="5"/>
       <w:kern w:val="28"/>
-      <w:sz w:val="52"/>
+      <w:sz w:val="40"/>
       <w:szCs w:val="52"/>
+      <w:lang w:val="az-Latn-AZ"/>
     </w:rPr>
   </w:style>
   <w:style w:type="character" w:customStyle="1" w:styleId="TitleChar">
@@ -1291,7 +1110,7 @@
     <w:uiPriority w:val="10"/>
     <w:rsid w:val="00FC693F"/>
     <w:rPr>
-      <w:rFonts w:asciiTheme="majorHAnsi" w:eastAsiaTheme="majorEastAsia" w:hAnsiTheme="majorHAnsi" w:cstheme="majorBidi"/>
+      <w:rFonts/>
       <w:color w:val="17365D" w:themeColor="text2" w:themeShade="BF"/>
       <w:spacing w:val="5"/>
       <w:kern w:val="28"/>
@@ -1313,7 +1132,7 @@
       </w:numPr>
     </w:pPr>
     <w:rPr>
-      <w:rFonts w:asciiTheme="majorHAnsi" w:eastAsiaTheme="majorEastAsia" w:hAnsiTheme="majorHAnsi" w:cstheme="majorBidi"/>
+      <w:rFonts/>
       <w:i/>
       <w:iCs/>
       <w:color w:val="4F81BD" w:themeColor="accent1"/>
@@ -1329,7 +1148,7 @@
     <w:uiPriority w:val="11"/>
     <w:rsid w:val="00FC693F"/>
     <w:rPr>
-      <w:rFonts w:asciiTheme="majorHAnsi" w:eastAsiaTheme="majorEastAsia" w:hAnsiTheme="majorHAnsi" w:cstheme="majorBidi"/>
+      <w:rFonts/>
       <w:i/>
       <w:iCs/>
       <w:color w:val="4F81BD" w:themeColor="accent1"/>
@@ -1454,8 +1273,15 @@
       <w:numPr>
         <w:numId w:val="1"/>
       </w:numPr>
+      <w:spacing w:after="120" w:line="259" w:lineRule="auto"/>
       <w:contextualSpacing/>
     </w:pPr>
+    <w:rPr>
+      <w:rFonts w:ascii="Times New Roman" w:hAnsi="Times New Roman"/>
+      <w:color w:val="000000"/>
+      <w:sz w:val="24"/>
+      <w:lang w:val="az-Latn-AZ"/>
+    </w:rPr>
   </w:style>
   <w:style w:type="paragraph" w:styleId="ListBullet2">
     <w:name w:val="List Bullet 2"/>
@@ -1627,7 +1453,7 @@
     <w:semiHidden/>
     <w:rsid w:val="00FC693F"/>
     <w:rPr>
-      <w:rFonts w:asciiTheme="majorHAnsi" w:eastAsiaTheme="majorEastAsia" w:hAnsiTheme="majorHAnsi" w:cstheme="majorBidi"/>
+      <w:rFonts/>
       <w:b/>
       <w:bCs/>
       <w:i/>
@@ -1643,7 +1469,7 @@
     <w:semiHidden/>
     <w:rsid w:val="00FC693F"/>
     <w:rPr>
-      <w:rFonts w:asciiTheme="majorHAnsi" w:eastAsiaTheme="majorEastAsia" w:hAnsiTheme="majorHAnsi" w:cstheme="majorBidi"/>
+      <w:rFonts/>
       <w:color w:val="243F60" w:themeColor="accent1" w:themeShade="7F"/>
     </w:rPr>
   </w:style>
@@ -1655,7 +1481,7 @@
     <w:semiHidden/>
     <w:rsid w:val="00FC693F"/>
     <w:rPr>
-      <w:rFonts w:asciiTheme="majorHAnsi" w:eastAsiaTheme="majorEastAsia" w:hAnsiTheme="majorHAnsi" w:cstheme="majorBidi"/>
+      <w:rFonts/>
       <w:i/>
       <w:iCs/>
       <w:color w:val="243F60" w:themeColor="accent1" w:themeShade="7F"/>
@@ -1669,7 +1495,7 @@
     <w:semiHidden/>
     <w:rsid w:val="00FC693F"/>
     <w:rPr>
-      <w:rFonts w:asciiTheme="majorHAnsi" w:eastAsiaTheme="majorEastAsia" w:hAnsiTheme="majorHAnsi" w:cstheme="majorBidi"/>
+      <w:rFonts/>
       <w:i/>
       <w:iCs/>
       <w:color w:val="404040" w:themeColor="text1" w:themeTint="BF"/>
@@ -1683,7 +1509,7 @@
     <w:semiHidden/>
     <w:rsid w:val="00FC693F"/>
     <w:rPr>
-      <w:rFonts w:asciiTheme="majorHAnsi" w:eastAsiaTheme="majorEastAsia" w:hAnsiTheme="majorHAnsi" w:cstheme="majorBidi"/>
+      <w:rFonts/>
       <w:color w:val="4F81BD" w:themeColor="accent1"/>
       <w:sz w:val="20"/>
       <w:szCs w:val="20"/>
@@ -1697,7 +1523,7 @@
     <w:semiHidden/>
     <w:rsid w:val="00FC693F"/>
     <w:rPr>
-      <w:rFonts w:asciiTheme="majorHAnsi" w:eastAsiaTheme="majorEastAsia" w:hAnsiTheme="majorHAnsi" w:cstheme="majorBidi"/>
+      <w:rFonts/>
       <w:i/>
       <w:iCs/>
       <w:color w:val="404040" w:themeColor="text1" w:themeTint="BF"/>
@@ -1756,9 +1582,6 @@
     <w:qFormat/>
     <w:rsid w:val="00FC693F"/>
     <w:pPr>
-      <w:pBdr>
-        <w:bottom w:val="single" w:sz="4" w:space="4" w:color="4F81BD" w:themeColor="accent1"/>
-      </w:pBdr>
       <w:spacing w:before="200" w:after="280"/>
       <w:ind w:left="936" w:right="936"/>
     </w:pPr>
@@ -3286,7 +3109,7 @@
         <w:spacing w:before="0" w:after="0" w:line="240" w:lineRule="auto"/>
       </w:pPr>
       <w:rPr>
-        <w:rFonts w:asciiTheme="majorHAnsi" w:eastAsiaTheme="majorEastAsia" w:hAnsiTheme="majorHAnsi" w:cstheme="majorBidi"/>
+        <w:rFonts/>
         <w:b/>
         <w:bCs/>
       </w:rPr>
@@ -3307,7 +3130,7 @@
         <w:spacing w:before="0" w:after="0" w:line="240" w:lineRule="auto"/>
       </w:pPr>
       <w:rPr>
-        <w:rFonts w:asciiTheme="majorHAnsi" w:eastAsiaTheme="majorEastAsia" w:hAnsiTheme="majorHAnsi" w:cstheme="majorBidi"/>
+        <w:rFonts/>
         <w:b/>
         <w:bCs/>
       </w:rPr>
@@ -3325,14 +3148,14 @@
     </w:tblStylePr>
     <w:tblStylePr w:type="firstCol">
       <w:rPr>
-        <w:rFonts w:asciiTheme="majorHAnsi" w:eastAsiaTheme="majorEastAsia" w:hAnsiTheme="majorHAnsi" w:cstheme="majorBidi"/>
+        <w:rFonts/>
         <w:b/>
         <w:bCs/>
       </w:rPr>
     </w:tblStylePr>
     <w:tblStylePr w:type="lastCol">
       <w:rPr>
-        <w:rFonts w:asciiTheme="majorHAnsi" w:eastAsiaTheme="majorEastAsia" w:hAnsiTheme="majorHAnsi" w:cstheme="majorBidi"/>
+        <w:rFonts/>
         <w:b/>
         <w:bCs/>
       </w:rPr>
@@ -3416,7 +3239,7 @@
         <w:spacing w:before="0" w:after="0" w:line="240" w:lineRule="auto"/>
       </w:pPr>
       <w:rPr>
-        <w:rFonts w:asciiTheme="majorHAnsi" w:eastAsiaTheme="majorEastAsia" w:hAnsiTheme="majorHAnsi" w:cstheme="majorBidi"/>
+        <w:rFonts/>
         <w:b/>
         <w:bCs/>
       </w:rPr>
@@ -3437,7 +3260,7 @@
         <w:spacing w:before="0" w:after="0" w:line="240" w:lineRule="auto"/>
       </w:pPr>
       <w:rPr>
-        <w:rFonts w:asciiTheme="majorHAnsi" w:eastAsiaTheme="majorEastAsia" w:hAnsiTheme="majorHAnsi" w:cstheme="majorBidi"/>
+        <w:rFonts/>
         <w:b/>
         <w:bCs/>
       </w:rPr>
@@ -3455,14 +3278,14 @@
     </w:tblStylePr>
     <w:tblStylePr w:type="firstCol">
       <w:rPr>
-        <w:rFonts w:asciiTheme="majorHAnsi" w:eastAsiaTheme="majorEastAsia" w:hAnsiTheme="majorHAnsi" w:cstheme="majorBidi"/>
+        <w:rFonts/>
         <w:b/>
         <w:bCs/>
       </w:rPr>
     </w:tblStylePr>
     <w:tblStylePr w:type="lastCol">
       <w:rPr>
-        <w:rFonts w:asciiTheme="majorHAnsi" w:eastAsiaTheme="majorEastAsia" w:hAnsiTheme="majorHAnsi" w:cstheme="majorBidi"/>
+        <w:rFonts/>
         <w:b/>
         <w:bCs/>
       </w:rPr>
@@ -3546,7 +3369,7 @@
         <w:spacing w:before="0" w:after="0" w:line="240" w:lineRule="auto"/>
       </w:pPr>
       <w:rPr>
-        <w:rFonts w:asciiTheme="majorHAnsi" w:eastAsiaTheme="majorEastAsia" w:hAnsiTheme="majorHAnsi" w:cstheme="majorBidi"/>
+        <w:rFonts/>
         <w:b/>
         <w:bCs/>
       </w:rPr>
@@ -3567,7 +3390,7 @@
         <w:spacing w:before="0" w:after="0" w:line="240" w:lineRule="auto"/>
       </w:pPr>
       <w:rPr>
-        <w:rFonts w:asciiTheme="majorHAnsi" w:eastAsiaTheme="majorEastAsia" w:hAnsiTheme="majorHAnsi" w:cstheme="majorBidi"/>
+        <w:rFonts/>
         <w:b/>
         <w:bCs/>
       </w:rPr>
@@ -3585,14 +3408,14 @@
     </w:tblStylePr>
     <w:tblStylePr w:type="firstCol">
       <w:rPr>
-        <w:rFonts w:asciiTheme="majorHAnsi" w:eastAsiaTheme="majorEastAsia" w:hAnsiTheme="majorHAnsi" w:cstheme="majorBidi"/>
+        <w:rFonts/>
         <w:b/>
         <w:bCs/>
       </w:rPr>
     </w:tblStylePr>
     <w:tblStylePr w:type="lastCol">
       <w:rPr>
-        <w:rFonts w:asciiTheme="majorHAnsi" w:eastAsiaTheme="majorEastAsia" w:hAnsiTheme="majorHAnsi" w:cstheme="majorBidi"/>
+        <w:rFonts/>
         <w:b/>
         <w:bCs/>
       </w:rPr>
@@ -3676,7 +3499,7 @@
         <w:spacing w:before="0" w:after="0" w:line="240" w:lineRule="auto"/>
       </w:pPr>
       <w:rPr>
-        <w:rFonts w:asciiTheme="majorHAnsi" w:eastAsiaTheme="majorEastAsia" w:hAnsiTheme="majorHAnsi" w:cstheme="majorBidi"/>
+        <w:rFonts/>
         <w:b/>
         <w:bCs/>
       </w:rPr>
@@ -3697,7 +3520,7 @@
         <w:spacing w:before="0" w:after="0" w:line="240" w:lineRule="auto"/>
       </w:pPr>
       <w:rPr>
-        <w:rFonts w:asciiTheme="majorHAnsi" w:eastAsiaTheme="majorEastAsia" w:hAnsiTheme="majorHAnsi" w:cstheme="majorBidi"/>
+        <w:rFonts/>
         <w:b/>
         <w:bCs/>
       </w:rPr>
@@ -3715,14 +3538,14 @@
     </w:tblStylePr>
     <w:tblStylePr w:type="firstCol">
       <w:rPr>
-        <w:rFonts w:asciiTheme="majorHAnsi" w:eastAsiaTheme="majorEastAsia" w:hAnsiTheme="majorHAnsi" w:cstheme="majorBidi"/>
+        <w:rFonts/>
         <w:b/>
         <w:bCs/>
       </w:rPr>
     </w:tblStylePr>
     <w:tblStylePr w:type="lastCol">
       <w:rPr>
-        <w:rFonts w:asciiTheme="majorHAnsi" w:eastAsiaTheme="majorEastAsia" w:hAnsiTheme="majorHAnsi" w:cstheme="majorBidi"/>
+        <w:rFonts/>
         <w:b/>
         <w:bCs/>
       </w:rPr>
@@ -3806,7 +3629,7 @@
         <w:spacing w:before="0" w:after="0" w:line="240" w:lineRule="auto"/>
       </w:pPr>
       <w:rPr>
-        <w:rFonts w:asciiTheme="majorHAnsi" w:eastAsiaTheme="majorEastAsia" w:hAnsiTheme="majorHAnsi" w:cstheme="majorBidi"/>
+        <w:rFonts/>
         <w:b/>
         <w:bCs/>
       </w:rPr>
@@ -3827,7 +3650,7 @@
         <w:spacing w:before="0" w:after="0" w:line="240" w:lineRule="auto"/>
       </w:pPr>
       <w:rPr>
-        <w:rFonts w:asciiTheme="majorHAnsi" w:eastAsiaTheme="majorEastAsia" w:hAnsiTheme="majorHAnsi" w:cstheme="majorBidi"/>
+        <w:rFonts/>
         <w:b/>
         <w:bCs/>
       </w:rPr>
@@ -3845,14 +3668,14 @@
     </w:tblStylePr>
     <w:tblStylePr w:type="firstCol">
       <w:rPr>
-        <w:rFonts w:asciiTheme="majorHAnsi" w:eastAsiaTheme="majorEastAsia" w:hAnsiTheme="majorHAnsi" w:cstheme="majorBidi"/>
+        <w:rFonts/>
         <w:b/>
         <w:bCs/>
       </w:rPr>
     </w:tblStylePr>
     <w:tblStylePr w:type="lastCol">
       <w:rPr>
-        <w:rFonts w:asciiTheme="majorHAnsi" w:eastAsiaTheme="majorEastAsia" w:hAnsiTheme="majorHAnsi" w:cstheme="majorBidi"/>
+        <w:rFonts/>
         <w:b/>
         <w:bCs/>
       </w:rPr>
@@ -3936,7 +3759,7 @@
         <w:spacing w:before="0" w:after="0" w:line="240" w:lineRule="auto"/>
       </w:pPr>
       <w:rPr>
-        <w:rFonts w:asciiTheme="majorHAnsi" w:eastAsiaTheme="majorEastAsia" w:hAnsiTheme="majorHAnsi" w:cstheme="majorBidi"/>
+        <w:rFonts/>
         <w:b/>
         <w:bCs/>
       </w:rPr>
@@ -3957,7 +3780,7 @@
         <w:spacing w:before="0" w:after="0" w:line="240" w:lineRule="auto"/>
       </w:pPr>
       <w:rPr>
-        <w:rFonts w:asciiTheme="majorHAnsi" w:eastAsiaTheme="majorEastAsia" w:hAnsiTheme="majorHAnsi" w:cstheme="majorBidi"/>
+        <w:rFonts/>
         <w:b/>
         <w:bCs/>
       </w:rPr>
@@ -3975,14 +3798,14 @@
     </w:tblStylePr>
     <w:tblStylePr w:type="firstCol">
       <w:rPr>
-        <w:rFonts w:asciiTheme="majorHAnsi" w:eastAsiaTheme="majorEastAsia" w:hAnsiTheme="majorHAnsi" w:cstheme="majorBidi"/>
+        <w:rFonts/>
         <w:b/>
         <w:bCs/>
       </w:rPr>
     </w:tblStylePr>
     <w:tblStylePr w:type="lastCol">
       <w:rPr>
-        <w:rFonts w:asciiTheme="majorHAnsi" w:eastAsiaTheme="majorEastAsia" w:hAnsiTheme="majorHAnsi" w:cstheme="majorBidi"/>
+        <w:rFonts/>
         <w:b/>
         <w:bCs/>
       </w:rPr>
@@ -4066,7 +3889,7 @@
         <w:spacing w:before="0" w:after="0" w:line="240" w:lineRule="auto"/>
       </w:pPr>
       <w:rPr>
-        <w:rFonts w:asciiTheme="majorHAnsi" w:eastAsiaTheme="majorEastAsia" w:hAnsiTheme="majorHAnsi" w:cstheme="majorBidi"/>
+        <w:rFonts/>
         <w:b/>
         <w:bCs/>
       </w:rPr>
@@ -4087,7 +3910,7 @@
         <w:spacing w:before="0" w:after="0" w:line="240" w:lineRule="auto"/>
       </w:pPr>
       <w:rPr>
-        <w:rFonts w:asciiTheme="majorHAnsi" w:eastAsiaTheme="majorEastAsia" w:hAnsiTheme="majorHAnsi" w:cstheme="majorBidi"/>
+        <w:rFonts/>
         <w:b/>
         <w:bCs/>
       </w:rPr>
@@ -4105,14 +3928,14 @@
     </w:tblStylePr>
     <w:tblStylePr w:type="firstCol">
       <w:rPr>
-        <w:rFonts w:asciiTheme="majorHAnsi" w:eastAsiaTheme="majorEastAsia" w:hAnsiTheme="majorHAnsi" w:cstheme="majorBidi"/>
+        <w:rFonts/>
         <w:b/>
         <w:bCs/>
       </w:rPr>
     </w:tblStylePr>
     <w:tblStylePr w:type="lastCol">
       <w:rPr>
-        <w:rFonts w:asciiTheme="majorHAnsi" w:eastAsiaTheme="majorEastAsia" w:hAnsiTheme="majorHAnsi" w:cstheme="majorBidi"/>
+        <w:rFonts/>
         <w:b/>
         <w:bCs/>
       </w:rPr>
@@ -5977,7 +5800,7 @@
     </w:tblPr>
     <w:tblStylePr w:type="firstRow">
       <w:rPr>
-        <w:rFonts w:asciiTheme="majorHAnsi" w:eastAsiaTheme="majorEastAsia" w:hAnsiTheme="majorHAnsi" w:cstheme="majorBidi"/>
+        <w:rFonts/>
       </w:rPr>
       <w:tblPr/>
       <w:tcPr>
@@ -6061,7 +5884,7 @@
     </w:tblPr>
     <w:tblStylePr w:type="firstRow">
       <w:rPr>
-        <w:rFonts w:asciiTheme="majorHAnsi" w:eastAsiaTheme="majorEastAsia" w:hAnsiTheme="majorHAnsi" w:cstheme="majorBidi"/>
+        <w:rFonts/>
       </w:rPr>
       <w:tblPr/>
       <w:tcPr>
@@ -6145,7 +5968,7 @@
     </w:tblPr>
     <w:tblStylePr w:type="firstRow">
       <w:rPr>
-        <w:rFonts w:asciiTheme="majorHAnsi" w:eastAsiaTheme="majorEastAsia" w:hAnsiTheme="majorHAnsi" w:cstheme="majorBidi"/>
+        <w:rFonts/>
       </w:rPr>
       <w:tblPr/>
       <w:tcPr>
@@ -6229,7 +6052,7 @@
     </w:tblPr>
     <w:tblStylePr w:type="firstRow">
       <w:rPr>
-        <w:rFonts w:asciiTheme="majorHAnsi" w:eastAsiaTheme="majorEastAsia" w:hAnsiTheme="majorHAnsi" w:cstheme="majorBidi"/>
+        <w:rFonts/>
       </w:rPr>
       <w:tblPr/>
       <w:tcPr>
@@ -6313,7 +6136,7 @@
     </w:tblPr>
     <w:tblStylePr w:type="firstRow">
       <w:rPr>
-        <w:rFonts w:asciiTheme="majorHAnsi" w:eastAsiaTheme="majorEastAsia" w:hAnsiTheme="majorHAnsi" w:cstheme="majorBidi"/>
+        <w:rFonts/>
       </w:rPr>
       <w:tblPr/>
       <w:tcPr>
@@ -6397,7 +6220,7 @@
     </w:tblPr>
     <w:tblStylePr w:type="firstRow">
       <w:rPr>
-        <w:rFonts w:asciiTheme="majorHAnsi" w:eastAsiaTheme="majorEastAsia" w:hAnsiTheme="majorHAnsi" w:cstheme="majorBidi"/>
+        <w:rFonts/>
       </w:rPr>
       <w:tblPr/>
       <w:tcPr>
@@ -6481,7 +6304,7 @@
     </w:tblPr>
     <w:tblStylePr w:type="firstRow">
       <w:rPr>
-        <w:rFonts w:asciiTheme="majorHAnsi" w:eastAsiaTheme="majorEastAsia" w:hAnsiTheme="majorHAnsi" w:cstheme="majorBidi"/>
+        <w:rFonts/>
       </w:rPr>
       <w:tblPr/>
       <w:tcPr>
@@ -6546,7 +6369,7 @@
       <w:spacing w:after="0" w:line="240" w:lineRule="auto"/>
     </w:pPr>
     <w:rPr>
-      <w:rFonts w:asciiTheme="majorHAnsi" w:eastAsiaTheme="majorEastAsia" w:hAnsiTheme="majorHAnsi" w:cstheme="majorBidi"/>
+      <w:rFonts/>
       <w:color w:val="000000" w:themeColor="text1"/>
     </w:rPr>
     <w:tblPr>
@@ -6674,7 +6497,7 @@
       <w:spacing w:after="0" w:line="240" w:lineRule="auto"/>
     </w:pPr>
     <w:rPr>
-      <w:rFonts w:asciiTheme="majorHAnsi" w:eastAsiaTheme="majorEastAsia" w:hAnsiTheme="majorHAnsi" w:cstheme="majorBidi"/>
+      <w:rFonts/>
       <w:color w:val="000000" w:themeColor="text1"/>
     </w:rPr>
     <w:tblPr>
@@ -6802,7 +6625,7 @@
       <w:spacing w:after="0" w:line="240" w:lineRule="auto"/>
     </w:pPr>
     <w:rPr>
-      <w:rFonts w:asciiTheme="majorHAnsi" w:eastAsiaTheme="majorEastAsia" w:hAnsiTheme="majorHAnsi" w:cstheme="majorBidi"/>
+      <w:rFonts/>
       <w:color w:val="000000" w:themeColor="text1"/>
     </w:rPr>
     <w:tblPr>
@@ -6930,7 +6753,7 @@
       <w:spacing w:after="0" w:line="240" w:lineRule="auto"/>
     </w:pPr>
     <w:rPr>
-      <w:rFonts w:asciiTheme="majorHAnsi" w:eastAsiaTheme="majorEastAsia" w:hAnsiTheme="majorHAnsi" w:cstheme="majorBidi"/>
+      <w:rFonts/>
       <w:color w:val="000000" w:themeColor="text1"/>
     </w:rPr>
     <w:tblPr>
@@ -7058,7 +6881,7 @@
       <w:spacing w:after="0" w:line="240" w:lineRule="auto"/>
     </w:pPr>
     <w:rPr>
-      <w:rFonts w:asciiTheme="majorHAnsi" w:eastAsiaTheme="majorEastAsia" w:hAnsiTheme="majorHAnsi" w:cstheme="majorBidi"/>
+      <w:rFonts/>
       <w:color w:val="000000" w:themeColor="text1"/>
     </w:rPr>
     <w:tblPr>
@@ -7186,7 +7009,7 @@
       <w:spacing w:after="0" w:line="240" w:lineRule="auto"/>
     </w:pPr>
     <w:rPr>
-      <w:rFonts w:asciiTheme="majorHAnsi" w:eastAsiaTheme="majorEastAsia" w:hAnsiTheme="majorHAnsi" w:cstheme="majorBidi"/>
+      <w:rFonts/>
       <w:color w:val="000000" w:themeColor="text1"/>
     </w:rPr>
     <w:tblPr>
@@ -7314,7 +7137,7 @@
       <w:spacing w:after="0" w:line="240" w:lineRule="auto"/>
     </w:pPr>
     <w:rPr>
-      <w:rFonts w:asciiTheme="majorHAnsi" w:eastAsiaTheme="majorEastAsia" w:hAnsiTheme="majorHAnsi" w:cstheme="majorBidi"/>
+      <w:rFonts/>
       <w:color w:val="000000" w:themeColor="text1"/>
     </w:rPr>
     <w:tblPr>
@@ -7953,7 +7776,7 @@
       <w:spacing w:after="0" w:line="240" w:lineRule="auto"/>
     </w:pPr>
     <w:rPr>
-      <w:rFonts w:asciiTheme="majorHAnsi" w:eastAsiaTheme="majorEastAsia" w:hAnsiTheme="majorHAnsi" w:cstheme="majorBidi"/>
+      <w:rFonts/>
       <w:color w:val="000000" w:themeColor="text1"/>
     </w:rPr>
     <w:tblPr>
@@ -8078,7 +7901,7 @@
       <w:spacing w:after="0" w:line="240" w:lineRule="auto"/>
     </w:pPr>
     <w:rPr>
-      <w:rFonts w:asciiTheme="majorHAnsi" w:eastAsiaTheme="majorEastAsia" w:hAnsiTheme="majorHAnsi" w:cstheme="majorBidi"/>
+      <w:rFonts/>
       <w:color w:val="000000" w:themeColor="text1"/>
     </w:rPr>
     <w:tblPr>
@@ -8203,7 +8026,7 @@
       <w:spacing w:after="0" w:line="240" w:lineRule="auto"/>
     </w:pPr>
     <w:rPr>
-      <w:rFonts w:asciiTheme="majorHAnsi" w:eastAsiaTheme="majorEastAsia" w:hAnsiTheme="majorHAnsi" w:cstheme="majorBidi"/>
+      <w:rFonts/>
       <w:color w:val="000000" w:themeColor="text1"/>
     </w:rPr>
     <w:tblPr>
@@ -8328,7 +8151,7 @@
       <w:spacing w:after="0" w:line="240" w:lineRule="auto"/>
     </w:pPr>
     <w:rPr>
-      <w:rFonts w:asciiTheme="majorHAnsi" w:eastAsiaTheme="majorEastAsia" w:hAnsiTheme="majorHAnsi" w:cstheme="majorBidi"/>
+      <w:rFonts/>
       <w:color w:val="000000" w:themeColor="text1"/>
     </w:rPr>
     <w:tblPr>
@@ -8453,7 +8276,7 @@
       <w:spacing w:after="0" w:line="240" w:lineRule="auto"/>
     </w:pPr>
     <w:rPr>
-      <w:rFonts w:asciiTheme="majorHAnsi" w:eastAsiaTheme="majorEastAsia" w:hAnsiTheme="majorHAnsi" w:cstheme="majorBidi"/>
+      <w:rFonts/>
       <w:color w:val="000000" w:themeColor="text1"/>
     </w:rPr>
     <w:tblPr>
@@ -8578,7 +8401,7 @@
       <w:spacing w:after="0" w:line="240" w:lineRule="auto"/>
     </w:pPr>
     <w:rPr>
-      <w:rFonts w:asciiTheme="majorHAnsi" w:eastAsiaTheme="majorEastAsia" w:hAnsiTheme="majorHAnsi" w:cstheme="majorBidi"/>
+      <w:rFonts/>
       <w:color w:val="000000" w:themeColor="text1"/>
     </w:rPr>
     <w:tblPr>
@@ -8703,7 +8526,7 @@
       <w:spacing w:after="0" w:line="240" w:lineRule="auto"/>
     </w:pPr>
     <w:rPr>
-      <w:rFonts w:asciiTheme="majorHAnsi" w:eastAsiaTheme="majorEastAsia" w:hAnsiTheme="majorHAnsi" w:cstheme="majorBidi"/>
+      <w:rFonts/>
       <w:color w:val="000000" w:themeColor="text1"/>
     </w:rPr>
     <w:tblPr>

--- a/az/discovery-articles/4.14 İnsulin.docx
+++ b/az/discovery-articles/4.14 İnsulin.docx
@@ -32,7 +32,7 @@
         <w:rPr>
           <w:sz w:val="20"/>
         </w:rPr>
-        <w:t>Dövr: təxminən 1921–1922 (ayrılması və ilk klinik tətbiqi); sonralar təmizlənmiş, sintetik və analoq insulinlər | Əsas şəxslər: Frederik Bantinq; Çarlz Best; Con Makleod; Ceyms Kollip; sonrakı sənaye istehsalçıları və analoq hazırlayanlar</w:t>
+        <w:t>Dövr: 1921–1922-ci illər — insulinin ayrılması və ilk klinik tətbiqləri; sonrakı dövrlər — daha təmiz preparatlar, genetik mühəndisliklə istehsal olunan insan insulini və insulin analoqları | Əsas şəxslər: Frederik Bantinq; Çarlz Best; Con Makleod; Ceyms Kollip; sonrakı dövrlərdə insulinin kütləvi istehsalını təşkil edən və yeni formalarını hazırlayan mütəxəssislər</w:t>
       </w:r>
     </w:p>
     <w:p>
@@ -40,7 +40,7 @@
         <w:widowControl/>
       </w:pPr>
       <w:r>
-        <w:t>İnsulin hüceyrələrə qlükozanı qəbul etmək siqnalı verən hormondur. Dərman kimi verilən insulin diabet zamanı itirilən və ya təsiri zəifləyən bu funksiyanı əvəz edir. Onun ayrılması milyonlarla insan üçün sürətlə ölümə aparan xəstəliyi idarə oluna bilən xroniki vəziyyətə çevirdi.</w:t>
+        <w:t>İnsulin qlükozanın hüceyrələrə keçməsinə və qanda şəkərin səviyyəsinin tənzimlənməsinə kömək edən hormondur. Dərman şəklində verilən insulin orqanizmdə çatışmayan hormonu əvəz edir və ya onun yetərli olmayan təsirini tamamlayır. İnsulinin müalicədə tətbiqi, xüsusilə 1-ci tip diabetlə yaşayan insanlar üçün, əvvəllər çox vaxt ölümlə nəticələnən xəstəliyi uzunmüddətli nəzarət altında saxlamağa imkan verdi.</w:t>
       </w:r>
     </w:p>
     <w:p>
@@ -58,7 +58,7 @@
         <w:widowControl/>
       </w:pPr>
       <w:r>
-        <w:t>Bantinq və Best Torontoda Makleod və Kolliplə birlikdə 1921–1922-ci illərdə təsirli mədəaltı vəzi ekstraktları hazırladılar.</w:t>
+        <w:t>Bantinq, Best, Makleod və Kollip 1921–1922-ci illərdə Torontoda mədəaltı vəzidən alınan, qanda şəkəri azalda bilən ekstraktlar hazırladılar.</w:t>
       </w:r>
     </w:p>
     <w:p>
@@ -67,7 +67,7 @@
         <w:widowControl/>
       </w:pPr>
       <w:r>
-        <w:t>1-ci tip diabeti olan ilk xəstələrdə ketoasidoz — ketonların yığılması ilə qanın turşuluğunun artması — və kəskin arıqlama əlamətləri nəzərəçarpacaq dərəcədə gerilədi.</w:t>
+        <w:t>İnsulinlə müalicə olunan ilk xəstələrdə ağır arıqlama və ketoasidoz əlamətləri gerilədi. Ketoasidoz keton adlanan maddələrin yığılması nəticəsində qanın turşuluğunun artdığı təhlükəli vəziyyətdir.</w:t>
       </w:r>
     </w:p>
     <w:p>
@@ -76,7 +76,7 @@
         <w:widowControl/>
       </w:pPr>
       <w:r>
-        <w:t>Heyvan mənşəli insulinin sənaye istehsalı quruldu; sonralar rekombinant insan insulini təchizat məhdudiyyətlərini azaltdı.</w:t>
+        <w:t>Əvvəlcə heyvanların mədəaltı vəzilərindən alınan insulinin kütləvi istehsalı quruldu. Sonralar genetik mühəndislik üsulları ilə insan insulininin istehsalı bu mənbədən asılılığı azaltdı.</w:t>
       </w:r>
     </w:p>
     <w:p>
@@ -85,7 +85,7 @@
         <w:widowControl/>
       </w:pPr>
       <w:r>
-        <w:t>İnsulin analoqları və yeridilmə cihazları təsir vaxtını və istifadə rahatlığını təkmilləşdirdi.</w:t>
+        <w:t>İnsulin analoqları — quruluşu məqsədli şəkildə dəyişdirilmiş insulin formaları — təsirin başlanmasını və davametmə müddətini tənzimləməyə imkan verdi. Yeni yeridilmə cihazları isə gündəlik istifadəni asanlaşdırdı.</w:t>
       </w:r>
     </w:p>
     <w:p>
@@ -94,7 +94,7 @@
         <w:widowControl/>
       </w:pPr>
       <w:r>
-        <w:t>Elmi uğura baxmayaraq, qiymət və əlçatanlıq dünyada ədalət məsələsi olaraq qalır.</w:t>
+        <w:t>Elmi nailiyyətlərə baxmayaraq, insulinin qiyməti və ona çıxış imkanlarındakı bərabərsizlik mühüm problem olaraq qalır.</w:t>
       </w:r>
     </w:p>
     <w:p>
@@ -103,15 +103,7 @@
         <w:widowControl/>
       </w:pPr>
       <w:r>
-        <w:t>Bu nədir</w:t>
-      </w:r>
-    </w:p>
-    <w:p>
-      <w:pPr>
-        <w:widowControl/>
-      </w:pPr>
-      <w:r>
-        <w:t>İnsulin mədəaltı vəzin beta hüceyrələrinin hazırladığı peptid hormondur. O, toxumalara qandan qlükoza qəbul etmək siqnalı verir. 1-ci tip diabetdə bu hüceyrələr itirilir; 2-ci tipdə isə insulinə zəif cavab və sonradan onun çatışmazlığı çox vaxt birlikdə olur. İnyeksiya və ya davamlı yeridilmə ilə verilən insulin enerji mübadiləsinin davam etməsi üçün çatışmayan siqnalı təmin edir. Sadə bənzətmə ilə, o, hüceyrənin şəkərə açılan qapısının açarıdır. Nailiyyət bu açarı təmiz şəkildə əldə etmək və təhlükəsiz dozanı müəyyənləşdirmək idi.</w:t>
+        <w:t>Bu nədir?</w:t>
       </w:r>
     </w:p>
     <w:p>
@@ -120,15 +112,7 @@
         <w:widowControl/>
       </w:pPr>
       <w:r>
-        <w:t>Kim kəşf edib və ya yaradıb</w:t>
-      </w:r>
-    </w:p>
-    <w:p>
-      <w:pPr>
-        <w:widowControl/>
-      </w:pPr>
-      <w:r>
-        <w:t>Bir çox tədqiqatçı mədəaltı vəzin daxili ifrazatından şübhələnirdi. Bantinq vəz axarlarının bağlanması ilə təcrübələr təklif etdi, Best ona kömək etdi, Makleod laboratoriya və elmi rəhbərlik təmin etdi, Kollip isə ekstraktları klinik istifadə üçün təmizlədi. Kimin əvvəl olduğu və Nobel mükafatı ətrafında mübahisələr yarandı, lakin Toronto qrupunun 1922-ci ildə müalicə etdiyi xəstələr üsulun təsirini göstərdi. Sonralar kimyaçılar və biotexnoloqlar molekulun yeni formalarını hazırladılar. Sidikdə şəkəri qeyd edən və inyeksiya etməyi öyrənən xəstələr də gündəlik tətbiqin formalaşmasında iştirak etdilər. Kəşf xəstəxana palatasında nəticələnən kollektiv iş idi.</w:t>
+        <w:t>İnsulin mədəaltı vəzin beta hüceyrələrində hazırlanan peptid hormondur, yəni amin turşularından qurulmuş molekuldur. O, xüsusilə əzələ və piy toxumalarında qlükozanın qandan hüceyrələrə keçməsinə kömək edir və enerji mübadiləsində mühüm rol oynayır.</w:t>
       </w:r>
     </w:p>
     <w:p>
@@ -137,15 +121,106 @@
         <w:widowControl/>
       </w:pPr>
       <w:r>
-        <w:t>Nə vaxt və necə yaranıb</w:t>
+        <w:t>1-ci tip diabetdə immun sistemi insulin hazırlayan hüceyrələri zədələyib məhv edir. Buna görə orqanizmdə insulin çox az olur və ya olmur. 2-ci tip diabetdə isə hüceyrələr insulinə zəif cavab verir, zamanla mədəaltı vəzin hazırladığı insulin də ehtiyacı ödəməyə bilər. NIDDK-nin diabet haqqında məlumatı</w:t>
       </w:r>
     </w:p>
     <w:p>
       <w:pPr>
+        <w:pStyle w:val="Heading1"/>
         <w:widowControl/>
       </w:pPr>
       <w:r>
-        <w:t>1922-ci ilin yanvarında Torontodakı klinik uğurun xəbəri tibbi çevrələrdə heyrətamiz sürətlə yayıldı. Şirkətlər heyvanların mədəaltı vəzilərindən insulin alınmasını genişləndirdilər; 1920–1930-cu illərdə təmizlik və standartlaşdırma yaxşılaşdı. Əsrin ortalarında preparatların təsir müddəti dəyişdirildi; 1980-ci illərdə genetik üsulla hazırlanan rekombinant insulin mənbəni dəyişdi. Sonralar insulin qələmləri, pompalar və qlükozanı davamlı izləyən cihazlar əlavə olundu. Soyuqda daşınma və xəstələrin təlimi çatan yerlərdə həyat xilas edildi, çatmayan yerlərdə isə boşluqlar qaldı.</w:t>
+        <w:t>Dərman kimi verilən insulin bu çatışmazlığı aradan qaldırmağa və qanda qlükozanın səviyyəsini idarə etməyə kömək edir. O, inyeksiya ilə və ya pompa vasitəsilə verilir.</w:t>
+      </w:r>
+    </w:p>
+    <w:p>
+      <w:pPr>
+        <w:pStyle w:val="Heading1"/>
+        <w:widowControl/>
+      </w:pPr>
+      <w:r>
+        <w:t>İnsulini hüceyrənin qlükozanı qəbul etməsinə kömək edən açara bənzətmək olar. Lakin onun işi yalnız bununla məhdudlaşmır: insulin orqanizmin enerjidən necə istifadə etməsinin tənzimlənməsində də iştirak edir.</w:t>
+      </w:r>
+    </w:p>
+    <w:p>
+      <w:pPr>
+        <w:pStyle w:val="Heading1"/>
+        <w:widowControl/>
+      </w:pPr>
+      <w:r>
+        <w:t>Kim kəşf edib?</w:t>
+      </w:r>
+    </w:p>
+    <w:p>
+      <w:pPr>
+        <w:pStyle w:val="Heading1"/>
+        <w:widowControl/>
+      </w:pPr>
+      <w:r>
+        <w:t>İnsulinin kəşfi bir neçə tədqiqatçının əməyinin nəticəsidir. Ondan əvvəl də alimlər mədəaltı vəzin qanda şəkəri tənzimləyən maddə hazırladığını düşünürdülər.</w:t>
+      </w:r>
+    </w:p>
+    <w:p>
+      <w:pPr>
+        <w:pStyle w:val="Heading1"/>
+        <w:widowControl/>
+      </w:pPr>
+      <w:r>
+        <w:t>Frederik Bantinq mədəaltı vəzin axarlarını bağlamaqla aparılacaq təcrübələr təklif etdi. Çarlz Best təcrübələrdə onunla birlikdə çalışdı. Con Makleod laboratoriya şəraitini və elmi rəhbərliyi təmin etdi. Ceyms Kollip isə alınan ekstraktların xəstələrdə istifadə üçün təmizlənməsində mühüm rol oynadı.</w:t>
+      </w:r>
+    </w:p>
+    <w:p>
+      <w:pPr>
+        <w:pStyle w:val="Heading1"/>
+        <w:widowControl/>
+      </w:pPr>
+      <w:r>
+        <w:t>Kəşfdə birinciliyin kimə aid olması və Nobel mükafatının bölüşdürülməsi barədə mübahisələr yarandı. Bununla belə, Toronto qrupunun 1922-ci ildə müalicə etdiyi xəstələrin vəziyyətindəki yaxşılaşma insulinin əhəmiyyətini aydın göstərdi.</w:t>
+      </w:r>
+    </w:p>
+    <w:p>
+      <w:pPr>
+        <w:pStyle w:val="Heading1"/>
+        <w:widowControl/>
+      </w:pPr>
+      <w:r>
+        <w:t>Sonrakı dövrlərdə kimyaçılar və biotexnoloqlar insulin preparatlarını təkmilləşdirdilər. Xəstələr də sidikdə şəkərin miqdarını yoxlamağı, nəticələri qeyd etməyi və inyeksiya etməyi öyrənərək gündəlik müalicə təcrübəsinin formalaşmasında iştirak etdilər. Laboratoriyada başlayan iş xəstəxanada və insanların gündəlik həyatında davam etdi.</w:t>
+      </w:r>
+    </w:p>
+    <w:p>
+      <w:pPr>
+        <w:pStyle w:val="Heading1"/>
+        <w:widowControl/>
+      </w:pPr>
+      <w:r>
+        <w:t>Nə vaxt və necə tətbiq olunmağa başlayıb?</w:t>
+      </w:r>
+    </w:p>
+    <w:p>
+      <w:pPr>
+        <w:pStyle w:val="Heading1"/>
+        <w:widowControl/>
+      </w:pPr>
+      <w:r>
+        <w:t>1922-ci ilin yanvarında Torontoda əldə olunan klinik nəticələr tibb aləmində böyük maraq doğurdu. Şirkətlər heyvanların mədəaltı vəzilərindən insulin istehsalını genişləndirməyə başladılar. 1920–1930-cu illərdə preparatların təmizliyi və təsir gücünün standartlaşdırılması yaxşılaşdı.</w:t>
+      </w:r>
+    </w:p>
+    <w:p>
+      <w:pPr>
+        <w:pStyle w:val="Heading1"/>
+        <w:widowControl/>
+      </w:pPr>
+      <w:r>
+        <w:t>Əsrin ortalarında müxtəlif təsir müddətinə malik insulinlər hazırlandı. 1980-ci illərdə isə genetik mühəndisliklə insan insulininin istehsalı genişlənməyə başladı. Rekombinant insulin adlanan bu preparat insulin hazırlamaq üçün lazım olan genetik məlumatın mikroorqanizmlərə verilməsi yolu ilə istehsal olunur. FDA-nın insulinin tarixi haqqında icmalı</w:t>
+      </w:r>
+    </w:p>
+    <w:p>
+      <w:pPr>
+        <w:pStyle w:val="Heading1"/>
+        <w:widowControl/>
+      </w:pPr>
+      <w:r>
+        <w:t>Sonralar insulin qələmləri, pompalar və qlükoza səviyyəsini davamlı izləyən cihazlar müalicəni asanlaşdırdı. Lakin preparatın lazımi şəraitdə saxlanması və daşınması, eləcə də xəstələrin ondan düzgün istifadə etməyi öyrənməsi həmişə vacib idi. Bu imkanların çatmadığı yerlərdə müalicəyə çıxış məhdud olaraq qaldı.</w:t>
       </w:r>
     </w:p>
     <w:p>
@@ -159,10 +234,29 @@
     </w:p>
     <w:p>
       <w:pPr>
+        <w:pStyle w:val="Heading1"/>
         <w:widowControl/>
       </w:pPr>
       <w:r>
-        <w:t>İnsulin göstərdi ki, hormonu ayırmaq, təsirini ölçmək və çatışmadıqda əvəz etmək olar. Bu, hormonları öyrənən endokrinologiya üçün nümunə oldu. İnsulinin amin turşusu ardıcıllığı və sonrakı quruluş tədqiqatları zülal kimyasını irəli apardı. Rekombinant istehsal biotexnologiyanın erkən mühüm nailiyyətlərindən idi. Qlükozanın sabit səviyyədə saxlanması modellərində insulin və ona əks təsir edən hormonlar hələ də mərkəzi yer tutur. Klinik nəticələr molekulyar əvəzləmənin xəstəliyin gedişini dəyişə bildiyini sübut etdi.</w:t>
+        <w:t>İnsulinin müalicədə tətbiqi göstərdi ki, orqanizmdə çatışmayan hormonu əldə edib dərman kimi verməklə xəstəliyin gedişini dəyişmək mümkündür. Bu, hormonları və onların təsirini öyrənən endokrinologiya üçün mühüm nümunə oldu.</w:t>
+      </w:r>
+    </w:p>
+    <w:p>
+      <w:pPr>
+        <w:pStyle w:val="Heading1"/>
+        <w:widowControl/>
+      </w:pPr>
+      <w:r>
+        <w:t>İnsulinin amin turşularının ardıcıllığının və molekulyar quruluşunun öyrənilməsi zülal kimyasının inkişafına töhfə verdi. Rekombinant insulin istehsalı isə biotexnologiyanın ilk böyük uğurlarından biri oldu.</w:t>
+      </w:r>
+    </w:p>
+    <w:p>
+      <w:pPr>
+        <w:pStyle w:val="Heading1"/>
+        <w:widowControl/>
+      </w:pPr>
+      <w:r>
+        <w:t>Qanda qlükozanın necə tənzimləndiyini anlamaq üçün insulinlə yanaşı, ona əks istiqamətdə təsir edən hormonların da işi araşdırılır. Beləliklə, insulin təkcə həyat xilas edən dərmana deyil, orqanizmin daxili tarazlığını öyrənmək üçün mühüm tədqiqat mövzusuna çevrildi.</w:t>
       </w:r>
     </w:p>
     <w:p>
@@ -176,10 +270,11 @@
     </w:p>
     <w:p>
       <w:pPr>
+        <w:pStyle w:val="Heading1"/>
         <w:widowControl/>
       </w:pPr>
       <w:r>
-        <w:t>Diabetlə yaşayan insanların ömrü uzandıqca qidalanmanın təşkili, qlükozanın uzunmüddətli izlənməsi və yüksək şəkərin ürək-damar risklərinin idarəsi inkişaf etdi. İnsulin analoqları molekulun quruluşundakı dəyişikliklərlə təsirin ən güclü vaxtını tənzimləməyi öyrətdi. Mədəaltı vəzi adacıqları və kök hüceyrə tədqiqatları inyeksiyaya ehtiyacı aradan qaldıracaq müalicə axtarır. İnsulinin qiyməti barədə ictimai müzakirələr onun əvəzolunmazlığını əks etdirir. Digər xroniki xəstəliklərin müalicəsi də «çatışmayanı əvəz et» məntiqindən bəhrələndi.</w:t>
+        <w:t>Diabetlə yaşayan insanların ömrü uzandıqca uzunmüddətli qayğı daha böyük əhəmiyyət qazandı. Qidalanmanın planlaşdırılması, qlükoza səviyyəsinin izlənməsi və ürək-damar fəsadları riskinin azaldılması müalicənin vacib hissələrinə çevrildi.</w:t>
       </w:r>
     </w:p>
     <w:p>
@@ -188,15 +283,61 @@
         <w:widowControl/>
       </w:pPr>
       <w:r>
-        <w:t>İnsan həyatını necə dəyişib</w:t>
+        <w:t>İnsulin analoqları molekulun quruluşunda dəyişiklik etməklə preparatın nə vaxt təsir göstərməyə başladığını və nə qədər işlədiyini tənzimləməyə imkan verdi.</w:t>
       </w:r>
     </w:p>
     <w:p>
       <w:pPr>
+        <w:pStyle w:val="Heading1"/>
         <w:widowControl/>
       </w:pPr>
       <w:r>
-        <w:t>Vaxtilə diaqnozdan bir neçə ay sonra ölüm gözlənilən uşaqlar diqqətli nəzarətlə böyüyə bildilər. Yemək, idman və yuxu insulin dozası ilə uzlaşdırılmalı oldu. Minnətdarlıqla yanaşı damğalanma, qanda şəkərin həddən artıq azalması və özünə qulluq yükü də gəldi. Ailələrin həyatı əvvəl şprislər, sonra sensorlar ətrafında təşkil olundu. Bir vaxtlar sürətli ölüm hökmü sayılan xəstəlik ömürboyu tarazlıq saxlamaq işinə çevrildi; bu imkan dünyada hələ də bərabər əlçatan deyil.</w:t>
+        <w:t>Mədəaltı vəzin insulin hazırlayan hüceyrə qrupları — adacıqlar — və kök hüceyrələr üzərində aparılan tədqiqatlar orqanizmin insulin istehsalını bərpa etmək, kənardan verilən insulinə ehtiyacı azaltmaq və mümkün olduqda aradan qaldırmaq məqsədi daşıyır.</w:t>
+      </w:r>
+    </w:p>
+    <w:p>
+      <w:pPr>
+        <w:pStyle w:val="Heading1"/>
+        <w:widowControl/>
+      </w:pPr>
+      <w:r>
+        <w:t>İnsulinin qiyməti barədə müzakirələr onun həyati əhəmiyyətini göstərir. Orqanizmdə çatışmayan maddəni əvəz etməyə əsaslanan yanaşma başqa xəstəliklərin müalicəsinə də təsir göstərdi.</w:t>
+      </w:r>
+    </w:p>
+    <w:p>
+      <w:pPr>
+        <w:pStyle w:val="Heading1"/>
+        <w:widowControl/>
+      </w:pPr>
+      <w:r>
+        <w:t>İnsan həyatını necə dəyişib?</w:t>
+      </w:r>
+    </w:p>
+    <w:p>
+      <w:pPr>
+        <w:pStyle w:val="Heading1"/>
+        <w:widowControl/>
+      </w:pPr>
+      <w:r>
+        <w:t>İnsulin müalicəsindən əvvəl 1-ci tip diabet diaqnozu qoyulan uşaqların yaşamaq imkanları çox məhdud idi. İnsulin sayəsində onlar böyümək, təhsil almaq və yetkin həyat sürmək imkanı qazandılar.</w:t>
+      </w:r>
+    </w:p>
+    <w:p>
+      <w:pPr>
+        <w:pStyle w:val="Heading1"/>
+        <w:widowControl/>
+      </w:pPr>
+      <w:r>
+        <w:t>Bununla yanaşı, gündəlik həyat diqqətli planlaşdırma tələb etməyə başladı. Qidalanma, fiziki fəaliyyət, yuxu rejimi və insulin istifadəsi bir-biri ilə uzlaşdırılmalı idi. Qanda şəkərin həddən artıq enməsi — hipoqlikemiya — riski, daimi özünənəzarət və bəzən xəstəliyə görə qarşılaşılan qərəz də insanların üzləşdiyi çətinliklərdən oldu.</w:t>
+      </w:r>
+    </w:p>
+    <w:p>
+      <w:pPr>
+        <w:pStyle w:val="Heading1"/>
+        <w:widowControl/>
+      </w:pPr>
+      <w:r>
+        <w:t>Əvvəl şprislər, sonralar isə qələmlər, pompalar və sensorlar bir çox ailənin gündəlik həyatına daxil oldu. Bir vaxtlar çox vaxt ölümlə nəticələnən xəstəlik uzun illər nəzarətdə saxlanıla bilən vəziyyətə çevrildi. Lakin bu imkandan yararlanmaq üçün insulinə, tibbi xidmətə və lazımi vasitələrə davamlı çıxış olmalıdır. Dünyanın hər yerində bu şərait eyni deyil.</w:t>
       </w:r>
     </w:p>
     <w:p>
@@ -217,7 +358,7 @@
         <w:rPr>
           <w:sz w:val="20"/>
         </w:rPr>
-        <w:t>A Kitablar və əsas elmi əsərlər</w:t>
+        <w:t>Kitablar və əsas elmi əsərlər</w:t>
       </w:r>
     </w:p>
     <w:p>
@@ -240,7 +381,7 @@
         <w:rPr>
           <w:sz w:val="20"/>
         </w:rPr>
-        <w:t>C Qurumların materialları və ensiklopedik mənbələr</w:t>
+        <w:t>Qurumların materialları və ensiklopedik mənbələr</w:t>
       </w:r>
     </w:p>
     <w:p>
@@ -300,7 +441,7 @@
         <w:rPr>
           <w:sz w:val="20"/>
         </w:rPr>
-        <w:t>D Muzey arxiv və kitabxana materialları</w:t>
+        <w:t>Muzey arxiv və kitabxana materialları</w:t>
       </w:r>
     </w:p>
     <w:p>
